--- a/part-3-deliverables/PART_3_ER_MODEL.docx
+++ b/part-3-deliverables/PART_3_ER_MODEL.docx
@@ -148,7 +148,7 @@
         <w:rPr>
           <w:rtl w:val="0"/>
         </w:rPr>
-        <w:t xml:space="preserve">The project covers books, digital media, magazines, client accounts and membership types, checkouts and returns, reservations, notifications, item restrictions, and late fees. Part 3 models the entities, attributes, relationships, and constraints established in Part 2. A production interface and integrations with outside library systems are outside the project’s scope.</w:t>
+        <w:t xml:space="preserve">The project covers books, digital media, magazines, client accounts and membership types, checkouts and returns, reservations, notifications, item restrictions, and late fees. Part 3 models the entities, attributes, relationships, and constraints established in Part 2. </w:t>
       </w:r>
       <w:r>
         <w:rPr>

--- a/part-3-deliverables/PART_3_ER_MODEL.docx
+++ b/part-3-deliverables/PART_3_ER_MODEL.docx
@@ -7683,7 +7683,7 @@
           <w:szCs w:val="26"/>
           <w:rtl w:val="0"/>
         </w:rPr>
-        <w:t xml:space="preserve">Meeting: Sep 27, 2026</w:t>
+        <w:t xml:space="preserve">Date: Sep 27th 2026</w:t>
       </w:r>
     </w:p>
     <w:p>
@@ -7695,7 +7695,30 @@
         <w:rPr>
           <w:rtl w:val="0"/>
         </w:rPr>
-        <w:t xml:space="preserve">Time: 5 PM</w:t>
+        <w:t xml:space="preserve">Time: 11-12</w:t>
+      </w:r>
+    </w:p>
+    <w:p>
+      <w:pPr>
+        <w:spacing w:after="220" w:before="220" w:lineRule="auto"/>
+        <w:rPr/>
+      </w:pPr>
+      <w:r>
+        <w:rPr>
+          <w:rtl w:val="0"/>
+        </w:rPr>
+        <w:t xml:space="preserve">Location: Virtual</w:t>
+      </w:r>
+    </w:p>
+    <w:p>
+      <w:pPr>
+        <w:spacing w:after="220" w:before="220" w:lineRule="auto"/>
+        <w:rPr/>
+      </w:pPr>
+      <w:r>
+        <w:rPr>
+          <w:rtl w:val="0"/>
+        </w:rPr>
       </w:r>
     </w:p>
     <w:p>
@@ -7959,7 +7982,7 @@
           <w:szCs w:val="26"/>
           <w:rtl w:val="0"/>
         </w:rPr>
-        <w:t xml:space="preserve">Meeting: Oct 4, 2026</w:t>
+        <w:t xml:space="preserve">Date: Oct 4th 2026</w:t>
       </w:r>
     </w:p>
     <w:p>
@@ -7971,7 +7994,30 @@
         <w:rPr>
           <w:rtl w:val="0"/>
         </w:rPr>
-        <w:t xml:space="preserve">Time: 5 PM</w:t>
+        <w:t xml:space="preserve">Time: 5-6</w:t>
+      </w:r>
+    </w:p>
+    <w:p>
+      <w:pPr>
+        <w:spacing w:after="220" w:before="220" w:lineRule="auto"/>
+        <w:rPr/>
+      </w:pPr>
+      <w:r>
+        <w:rPr>
+          <w:rtl w:val="0"/>
+        </w:rPr>
+        <w:t xml:space="preserve">Location: Virtual</w:t>
+      </w:r>
+    </w:p>
+    <w:p>
+      <w:pPr>
+        <w:spacing w:after="220" w:before="220" w:lineRule="auto"/>
+        <w:rPr/>
+      </w:pPr>
+      <w:r>
+        <w:rPr>
+          <w:rtl w:val="0"/>
+        </w:rPr>
       </w:r>
     </w:p>
     <w:p>
